--- a/6module/Модуль 2 - Мастер пол.docx
+++ b/6module/Модуль 2 - Мастер пол.docx
@@ -1,6 +1,6 @@
 
 <file path=word/document.xml><?xml version="1.0" encoding="utf-8"?>
-<w:document xmlns:wpc="http://schemas.microsoft.com/office/word/2010/wordprocessingCanvas" xmlns:cx="http://schemas.microsoft.com/office/drawing/2014/chartex" xmlns:cx1="http://schemas.microsoft.com/office/drawing/2015/9/8/chartex" xmlns:cx2="http://schemas.microsoft.com/office/drawing/2015/10/21/chartex" xmlns:cx3="http://schemas.microsoft.com/office/drawing/2016/5/9/chartex" xmlns:cx4="http://schemas.microsoft.com/office/drawing/2016/5/10/chartex" xmlns:cx5="http://schemas.microsoft.com/office/drawing/2016/5/11/chartex" xmlns:cx6="http://schemas.microsoft.com/office/drawing/2016/5/12/chartex" xmlns:cx7="http://schemas.microsoft.com/office/drawing/2016/5/13/chartex" xmlns:cx8="http://schemas.microsoft.com/office/drawing/2016/5/14/chartex" xmlns:mc="http://schemas.openxmlformats.org/markup-compatibility/2006" xmlns:aink="http://schemas.microsoft.com/office/drawing/2016/ink" xmlns:am3d="http://schemas.microsoft.com/office/drawing/2017/model3d" xmlns:o="urn:schemas-microsoft-com:office:office" xmlns:r="http://schemas.openxmlformats.org/officeDocument/2006/relationships" xmlns:m="http://schemas.openxmlformats.org/officeDocument/2006/math" xmlns:v="urn:schemas-microsoft-com:vml" xmlns:wp14="http://schemas.microsoft.com/office/word/2010/wordprocessingDrawing" xmlns:wp="http://schemas.openxmlformats.org/drawingml/2006/wordprocessingDrawing" xmlns:w10="urn:schemas-microsoft-com:office:word" xmlns:w="http://schemas.openxmlformats.org/wordprocessingml/2006/main" xmlns:w14="http://schemas.microsoft.com/office/word/2010/wordml" xmlns:w15="http://schemas.microsoft.com/office/word/2012/wordml" xmlns:w16cex="http://schemas.microsoft.com/office/word/2018/wordml/cex" xmlns:w16cid="http://schemas.microsoft.com/office/word/2016/wordml/cid" xmlns:w16="http://schemas.microsoft.com/office/word/2018/wordml" xmlns:w16sdtdh="http://schemas.microsoft.com/office/word/2020/wordml/sdtdatahash" xmlns:w16se="http://schemas.microsoft.com/office/word/2015/wordml/symex" xmlns:wpg="http://schemas.microsoft.com/office/word/2010/wordprocessingGroup" xmlns:wpi="http://schemas.microsoft.com/office/word/2010/wordprocessingInk" xmlns:wne="http://schemas.microsoft.com/office/word/2006/wordml" xmlns:wps="http://schemas.microsoft.com/office/word/2010/wordprocessingShape" mc:Ignorable="w14 w15 w16se w16cid w16 w16cex w16sdtdh wp14">
+<w:document xmlns:wpc="http://schemas.microsoft.com/office/word/2010/wordprocessingCanvas" xmlns:cx="http://schemas.microsoft.com/office/drawing/2014/chartex" xmlns:mc="http://schemas.openxmlformats.org/markup-compatibility/2006" xmlns:o="urn:schemas-microsoft-com:office:office" xmlns:r="http://schemas.openxmlformats.org/officeDocument/2006/relationships" xmlns:m="http://schemas.openxmlformats.org/officeDocument/2006/math" xmlns:v="urn:schemas-microsoft-com:vml" xmlns:wp14="http://schemas.microsoft.com/office/word/2010/wordprocessingDrawing" xmlns:wp="http://schemas.openxmlformats.org/drawingml/2006/wordprocessingDrawing" xmlns:w10="urn:schemas-microsoft-com:office:word" xmlns:w="http://schemas.openxmlformats.org/wordprocessingml/2006/main" xmlns:w14="http://schemas.microsoft.com/office/word/2010/wordml" xmlns:w15="http://schemas.microsoft.com/office/word/2012/wordml" xmlns:w16se="http://schemas.microsoft.com/office/word/2015/wordml/symex" xmlns:wpg="http://schemas.microsoft.com/office/word/2010/wordprocessingGroup" xmlns:wpi="http://schemas.microsoft.com/office/word/2010/wordprocessingInk" xmlns:wne="http://schemas.microsoft.com/office/word/2006/wordml" xmlns:wps="http://schemas.microsoft.com/office/word/2010/wordprocessingShape" mc:Ignorable="w14 w15 w16se wp14">
   <w:body>
     <w:p>
       <w:pPr>
@@ -28,8 +28,10 @@
         <w:ind w:left="284" w:right="284" w:firstLine="851"/>
         <w:jc w:val="both"/>
         <w:rPr>
-          <w:sz w:val="28"/>
-          <w:szCs w:val="28"/>
+          <w:rFonts w:ascii="Segoe UI" w:hAnsi="Segoe UI" w:cs="Segoe UI"/>
+          <w:sz w:val="28"/>
+          <w:szCs w:val="28"/>
+          <w:lang w:val="en-US"/>
         </w:rPr>
       </w:pPr>
       <w:r>
@@ -46,6 +48,8 @@
         </w:rPr>
         <w:t>Алгоритм функции расчета индивидуальной скидки для партнера представить в виде блок-схемы, выполнить по правилам, установленным ГОСТ 19.701.</w:t>
       </w:r>
+      <w:bookmarkStart w:id="0" w:name="_GoBack"/>
+      <w:bookmarkEnd w:id="0"/>
     </w:p>
     <w:p>
       <w:pPr>
@@ -96,6 +100,7 @@
         </w:rPr>
         <w:t xml:space="preserve">Оформление кода: идентификаторы должны отражать их назначение и соответствовать соглашению об именовании и стилю </w:t>
       </w:r>
+      <w:proofErr w:type="spellStart"/>
       <w:r>
         <w:rPr>
           <w:sz w:val="28"/>
@@ -104,6 +109,7 @@
         </w:rPr>
         <w:t>CamelCase</w:t>
       </w:r>
+      <w:proofErr w:type="spellEnd"/>
       <w:r>
         <w:rPr>
           <w:sz w:val="28"/>
@@ -305,7 +311,7 @@
 </file>
 
 <file path=word/endnotes.xml><?xml version="1.0" encoding="utf-8"?>
-<w:endnotes xmlns:wpc="http://schemas.microsoft.com/office/word/2010/wordprocessingCanvas" xmlns:cx="http://schemas.microsoft.com/office/drawing/2014/chartex" xmlns:cx1="http://schemas.microsoft.com/office/drawing/2015/9/8/chartex" xmlns:cx2="http://schemas.microsoft.com/office/drawing/2015/10/21/chartex" xmlns:cx3="http://schemas.microsoft.com/office/drawing/2016/5/9/chartex" xmlns:cx4="http://schemas.microsoft.com/office/drawing/2016/5/10/chartex" xmlns:cx5="http://schemas.microsoft.com/office/drawing/2016/5/11/chartex" xmlns:cx6="http://schemas.microsoft.com/office/drawing/2016/5/12/chartex" xmlns:cx7="http://schemas.microsoft.com/office/drawing/2016/5/13/chartex" xmlns:cx8="http://schemas.microsoft.com/office/drawing/2016/5/14/chartex" xmlns:mc="http://schemas.openxmlformats.org/markup-compatibility/2006" xmlns:aink="http://schemas.microsoft.com/office/drawing/2016/ink" xmlns:am3d="http://schemas.microsoft.com/office/drawing/2017/model3d" xmlns:o="urn:schemas-microsoft-com:office:office" xmlns:r="http://schemas.openxmlformats.org/officeDocument/2006/relationships" xmlns:m="http://schemas.openxmlformats.org/officeDocument/2006/math" xmlns:v="urn:schemas-microsoft-com:vml" xmlns:wp14="http://schemas.microsoft.com/office/word/2010/wordprocessingDrawing" xmlns:wp="http://schemas.openxmlformats.org/drawingml/2006/wordprocessingDrawing" xmlns:w10="urn:schemas-microsoft-com:office:word" xmlns:w="http://schemas.openxmlformats.org/wordprocessingml/2006/main" xmlns:w14="http://schemas.microsoft.com/office/word/2010/wordml" xmlns:w15="http://schemas.microsoft.com/office/word/2012/wordml" xmlns:w16cex="http://schemas.microsoft.com/office/word/2018/wordml/cex" xmlns:w16cid="http://schemas.microsoft.com/office/word/2016/wordml/cid" xmlns:w16="http://schemas.microsoft.com/office/word/2018/wordml" xmlns:w16sdtdh="http://schemas.microsoft.com/office/word/2020/wordml/sdtdatahash" xmlns:w16se="http://schemas.microsoft.com/office/word/2015/wordml/symex" xmlns:wpg="http://schemas.microsoft.com/office/word/2010/wordprocessingGroup" xmlns:wpi="http://schemas.microsoft.com/office/word/2010/wordprocessingInk" xmlns:wne="http://schemas.microsoft.com/office/word/2006/wordml" xmlns:wps="http://schemas.microsoft.com/office/word/2010/wordprocessingShape" mc:Ignorable="w14 w15 w16se w16cid w16 w16cex w16sdtdh wp14">
+<w:endnotes xmlns:wpc="http://schemas.microsoft.com/office/word/2010/wordprocessingCanvas" xmlns:cx="http://schemas.microsoft.com/office/drawing/2014/chartex" xmlns:mc="http://schemas.openxmlformats.org/markup-compatibility/2006" xmlns:o="urn:schemas-microsoft-com:office:office" xmlns:r="http://schemas.openxmlformats.org/officeDocument/2006/relationships" xmlns:m="http://schemas.openxmlformats.org/officeDocument/2006/math" xmlns:v="urn:schemas-microsoft-com:vml" xmlns:wp14="http://schemas.microsoft.com/office/word/2010/wordprocessingDrawing" xmlns:wp="http://schemas.openxmlformats.org/drawingml/2006/wordprocessingDrawing" xmlns:w10="urn:schemas-microsoft-com:office:word" xmlns:w="http://schemas.openxmlformats.org/wordprocessingml/2006/main" xmlns:w14="http://schemas.microsoft.com/office/word/2010/wordml" xmlns:w15="http://schemas.microsoft.com/office/word/2012/wordml" xmlns:w16se="http://schemas.microsoft.com/office/word/2015/wordml/symex" xmlns:wpg="http://schemas.microsoft.com/office/word/2010/wordprocessingGroup" xmlns:wpi="http://schemas.microsoft.com/office/word/2010/wordprocessingInk" xmlns:wne="http://schemas.microsoft.com/office/word/2006/wordml" xmlns:wps="http://schemas.microsoft.com/office/word/2010/wordprocessingShape" mc:Ignorable="w14 w15 w16se wp14">
   <w:endnote w:type="separator" w:id="-1">
     <w:p>
       <w:r>
@@ -324,7 +330,7 @@
 </file>
 
 <file path=word/footer1.xml><?xml version="1.0" encoding="utf-8"?>
-<w:ftr xmlns:wpc="http://schemas.microsoft.com/office/word/2010/wordprocessingCanvas" xmlns:cx="http://schemas.microsoft.com/office/drawing/2014/chartex" xmlns:cx1="http://schemas.microsoft.com/office/drawing/2015/9/8/chartex" xmlns:cx2="http://schemas.microsoft.com/office/drawing/2015/10/21/chartex" xmlns:cx3="http://schemas.microsoft.com/office/drawing/2016/5/9/chartex" xmlns:cx4="http://schemas.microsoft.com/office/drawing/2016/5/10/chartex" xmlns:cx5="http://schemas.microsoft.com/office/drawing/2016/5/11/chartex" xmlns:cx6="http://schemas.microsoft.com/office/drawing/2016/5/12/chartex" xmlns:cx7="http://schemas.microsoft.com/office/drawing/2016/5/13/chartex" xmlns:cx8="http://schemas.microsoft.com/office/drawing/2016/5/14/chartex" xmlns:mc="http://schemas.openxmlformats.org/markup-compatibility/2006" xmlns:aink="http://schemas.microsoft.com/office/drawing/2016/ink" xmlns:am3d="http://schemas.microsoft.com/office/drawing/2017/model3d" xmlns:o="urn:schemas-microsoft-com:office:office" xmlns:r="http://schemas.openxmlformats.org/officeDocument/2006/relationships" xmlns:m="http://schemas.openxmlformats.org/officeDocument/2006/math" xmlns:v="urn:schemas-microsoft-com:vml" xmlns:wp14="http://schemas.microsoft.com/office/word/2010/wordprocessingDrawing" xmlns:wp="http://schemas.openxmlformats.org/drawingml/2006/wordprocessingDrawing" xmlns:w10="urn:schemas-microsoft-com:office:word" xmlns:w="http://schemas.openxmlformats.org/wordprocessingml/2006/main" xmlns:w14="http://schemas.microsoft.com/office/word/2010/wordml" xmlns:w15="http://schemas.microsoft.com/office/word/2012/wordml" xmlns:w16cex="http://schemas.microsoft.com/office/word/2018/wordml/cex" xmlns:w16cid="http://schemas.microsoft.com/office/word/2016/wordml/cid" xmlns:w16="http://schemas.microsoft.com/office/word/2018/wordml" xmlns:w16sdtdh="http://schemas.microsoft.com/office/word/2020/wordml/sdtdatahash" xmlns:w16se="http://schemas.microsoft.com/office/word/2015/wordml/symex" xmlns:wpg="http://schemas.microsoft.com/office/word/2010/wordprocessingGroup" xmlns:wpi="http://schemas.microsoft.com/office/word/2010/wordprocessingInk" xmlns:wne="http://schemas.microsoft.com/office/word/2006/wordml" xmlns:wps="http://schemas.microsoft.com/office/word/2010/wordprocessingShape" mc:Ignorable="w14 w15 w16se w16cid w16 w16cex w16sdtdh wp14">
+<w:ftr xmlns:wpc="http://schemas.microsoft.com/office/word/2010/wordprocessingCanvas" xmlns:cx="http://schemas.microsoft.com/office/drawing/2014/chartex" xmlns:mc="http://schemas.openxmlformats.org/markup-compatibility/2006" xmlns:o="urn:schemas-microsoft-com:office:office" xmlns:r="http://schemas.openxmlformats.org/officeDocument/2006/relationships" xmlns:m="http://schemas.openxmlformats.org/officeDocument/2006/math" xmlns:v="urn:schemas-microsoft-com:vml" xmlns:wp14="http://schemas.microsoft.com/office/word/2010/wordprocessingDrawing" xmlns:wp="http://schemas.openxmlformats.org/drawingml/2006/wordprocessingDrawing" xmlns:w10="urn:schemas-microsoft-com:office:word" xmlns:w="http://schemas.openxmlformats.org/wordprocessingml/2006/main" xmlns:w14="http://schemas.microsoft.com/office/word/2010/wordml" xmlns:w15="http://schemas.microsoft.com/office/word/2012/wordml" xmlns:w16se="http://schemas.microsoft.com/office/word/2015/wordml/symex" xmlns:wpg="http://schemas.microsoft.com/office/word/2010/wordprocessingGroup" xmlns:wpi="http://schemas.microsoft.com/office/word/2010/wordprocessingInk" xmlns:wne="http://schemas.microsoft.com/office/word/2006/wordml" xmlns:wps="http://schemas.microsoft.com/office/word/2010/wordprocessingShape" mc:Ignorable="w14 w15 w16se wp14">
   <w:p>
     <w:pPr>
       <w:pStyle w:val="a8"/>
@@ -346,7 +352,7 @@
 </file>
 
 <file path=word/footnotes.xml><?xml version="1.0" encoding="utf-8"?>
-<w:footnotes xmlns:wpc="http://schemas.microsoft.com/office/word/2010/wordprocessingCanvas" xmlns:cx="http://schemas.microsoft.com/office/drawing/2014/chartex" xmlns:cx1="http://schemas.microsoft.com/office/drawing/2015/9/8/chartex" xmlns:cx2="http://schemas.microsoft.com/office/drawing/2015/10/21/chartex" xmlns:cx3="http://schemas.microsoft.com/office/drawing/2016/5/9/chartex" xmlns:cx4="http://schemas.microsoft.com/office/drawing/2016/5/10/chartex" xmlns:cx5="http://schemas.microsoft.com/office/drawing/2016/5/11/chartex" xmlns:cx6="http://schemas.microsoft.com/office/drawing/2016/5/12/chartex" xmlns:cx7="http://schemas.microsoft.com/office/drawing/2016/5/13/chartex" xmlns:cx8="http://schemas.microsoft.com/office/drawing/2016/5/14/chartex" xmlns:mc="http://schemas.openxmlformats.org/markup-compatibility/2006" xmlns:aink="http://schemas.microsoft.com/office/drawing/2016/ink" xmlns:am3d="http://schemas.microsoft.com/office/drawing/2017/model3d" xmlns:o="urn:schemas-microsoft-com:office:office" xmlns:r="http://schemas.openxmlformats.org/officeDocument/2006/relationships" xmlns:m="http://schemas.openxmlformats.org/officeDocument/2006/math" xmlns:v="urn:schemas-microsoft-com:vml" xmlns:wp14="http://schemas.microsoft.com/office/word/2010/wordprocessingDrawing" xmlns:wp="http://schemas.openxmlformats.org/drawingml/2006/wordprocessingDrawing" xmlns:w10="urn:schemas-microsoft-com:office:word" xmlns:w="http://schemas.openxmlformats.org/wordprocessingml/2006/main" xmlns:w14="http://schemas.microsoft.com/office/word/2010/wordml" xmlns:w15="http://schemas.microsoft.com/office/word/2012/wordml" xmlns:w16cex="http://schemas.microsoft.com/office/word/2018/wordml/cex" xmlns:w16cid="http://schemas.microsoft.com/office/word/2016/wordml/cid" xmlns:w16="http://schemas.microsoft.com/office/word/2018/wordml" xmlns:w16sdtdh="http://schemas.microsoft.com/office/word/2020/wordml/sdtdatahash" xmlns:w16se="http://schemas.microsoft.com/office/word/2015/wordml/symex" xmlns:wpg="http://schemas.microsoft.com/office/word/2010/wordprocessingGroup" xmlns:wpi="http://schemas.microsoft.com/office/word/2010/wordprocessingInk" xmlns:wne="http://schemas.microsoft.com/office/word/2006/wordml" xmlns:wps="http://schemas.microsoft.com/office/word/2010/wordprocessingShape" mc:Ignorable="w14 w15 w16se w16cid w16 w16cex w16sdtdh wp14">
+<w:footnotes xmlns:wpc="http://schemas.microsoft.com/office/word/2010/wordprocessingCanvas" xmlns:cx="http://schemas.microsoft.com/office/drawing/2014/chartex" xmlns:mc="http://schemas.openxmlformats.org/markup-compatibility/2006" xmlns:o="urn:schemas-microsoft-com:office:office" xmlns:r="http://schemas.openxmlformats.org/officeDocument/2006/relationships" xmlns:m="http://schemas.openxmlformats.org/officeDocument/2006/math" xmlns:v="urn:schemas-microsoft-com:vml" xmlns:wp14="http://schemas.microsoft.com/office/word/2010/wordprocessingDrawing" xmlns:wp="http://schemas.openxmlformats.org/drawingml/2006/wordprocessingDrawing" xmlns:w10="urn:schemas-microsoft-com:office:word" xmlns:w="http://schemas.openxmlformats.org/wordprocessingml/2006/main" xmlns:w14="http://schemas.microsoft.com/office/word/2010/wordml" xmlns:w15="http://schemas.microsoft.com/office/word/2012/wordml" xmlns:w16se="http://schemas.microsoft.com/office/word/2015/wordml/symex" xmlns:wpg="http://schemas.microsoft.com/office/word/2010/wordprocessingGroup" xmlns:wpi="http://schemas.microsoft.com/office/word/2010/wordprocessingInk" xmlns:wne="http://schemas.microsoft.com/office/word/2006/wordml" xmlns:wps="http://schemas.microsoft.com/office/word/2010/wordprocessingShape" mc:Ignorable="w14 w15 w16se wp14">
   <w:footnote w:type="separator" w:id="-1">
     <w:p>
       <w:r>
@@ -365,7 +371,7 @@
 </file>
 
 <file path=word/numbering.xml><?xml version="1.0" encoding="utf-8"?>
-<w:numbering xmlns:wpc="http://schemas.microsoft.com/office/word/2010/wordprocessingCanvas" xmlns:cx="http://schemas.microsoft.com/office/drawing/2014/chartex" xmlns:cx1="http://schemas.microsoft.com/office/drawing/2015/9/8/chartex" xmlns:cx2="http://schemas.microsoft.com/office/drawing/2015/10/21/chartex" xmlns:cx3="http://schemas.microsoft.com/office/drawing/2016/5/9/chartex" xmlns:cx4="http://schemas.microsoft.com/office/drawing/2016/5/10/chartex" xmlns:cx5="http://schemas.microsoft.com/office/drawing/2016/5/11/chartex" xmlns:cx6="http://schemas.microsoft.com/office/drawing/2016/5/12/chartex" xmlns:cx7="http://schemas.microsoft.com/office/drawing/2016/5/13/chartex" xmlns:cx8="http://schemas.microsoft.com/office/drawing/2016/5/14/chartex" xmlns:mc="http://schemas.openxmlformats.org/markup-compatibility/2006" xmlns:aink="http://schemas.microsoft.com/office/drawing/2016/ink" xmlns:am3d="http://schemas.microsoft.com/office/drawing/2017/model3d" xmlns:o="urn:schemas-microsoft-com:office:office" xmlns:r="http://schemas.openxmlformats.org/officeDocument/2006/relationships" xmlns:m="http://schemas.openxmlformats.org/officeDocument/2006/math" xmlns:v="urn:schemas-microsoft-com:vml" xmlns:wp14="http://schemas.microsoft.com/office/word/2010/wordprocessingDrawing" xmlns:wp="http://schemas.openxmlformats.org/drawingml/2006/wordprocessingDrawing" xmlns:w10="urn:schemas-microsoft-com:office:word" xmlns:w="http://schemas.openxmlformats.org/wordprocessingml/2006/main" xmlns:w14="http://schemas.microsoft.com/office/word/2010/wordml" xmlns:w15="http://schemas.microsoft.com/office/word/2012/wordml" xmlns:w16cex="http://schemas.microsoft.com/office/word/2018/wordml/cex" xmlns:w16cid="http://schemas.microsoft.com/office/word/2016/wordml/cid" xmlns:w16="http://schemas.microsoft.com/office/word/2018/wordml" xmlns:w16sdtdh="http://schemas.microsoft.com/office/word/2020/wordml/sdtdatahash" xmlns:w16se="http://schemas.microsoft.com/office/word/2015/wordml/symex" xmlns:wpg="http://schemas.microsoft.com/office/word/2010/wordprocessingGroup" xmlns:wpi="http://schemas.microsoft.com/office/word/2010/wordprocessingInk" xmlns:wne="http://schemas.microsoft.com/office/word/2006/wordml" xmlns:wps="http://schemas.microsoft.com/office/word/2010/wordprocessingShape" mc:Ignorable="w14 w15 w16se w16cid w16 w16cex w16sdtdh wp14">
+<w:numbering xmlns:wpc="http://schemas.microsoft.com/office/word/2010/wordprocessingCanvas" xmlns:cx="http://schemas.microsoft.com/office/drawing/2014/chartex" xmlns:mc="http://schemas.openxmlformats.org/markup-compatibility/2006" xmlns:o="urn:schemas-microsoft-com:office:office" xmlns:r="http://schemas.openxmlformats.org/officeDocument/2006/relationships" xmlns:m="http://schemas.openxmlformats.org/officeDocument/2006/math" xmlns:v="urn:schemas-microsoft-com:vml" xmlns:wp14="http://schemas.microsoft.com/office/word/2010/wordprocessingDrawing" xmlns:wp="http://schemas.openxmlformats.org/drawingml/2006/wordprocessingDrawing" xmlns:w10="urn:schemas-microsoft-com:office:word" xmlns:w="http://schemas.openxmlformats.org/wordprocessingml/2006/main" xmlns:w14="http://schemas.microsoft.com/office/word/2010/wordml" xmlns:w15="http://schemas.microsoft.com/office/word/2012/wordml" xmlns:w16se="http://schemas.microsoft.com/office/word/2015/wordml/symex" xmlns:wpg="http://schemas.microsoft.com/office/word/2010/wordprocessingGroup" xmlns:wpi="http://schemas.microsoft.com/office/word/2010/wordprocessingInk" xmlns:wne="http://schemas.microsoft.com/office/word/2006/wordml" xmlns:wps="http://schemas.microsoft.com/office/word/2010/wordprocessingShape" mc:Ignorable="w14 w15 w16se wp14">
   <w:abstractNum w:abstractNumId="0" w15:restartNumberingAfterBreak="0">
     <w:nsid w:val="2C2C6178"/>
     <w:multiLevelType w:val="multilevel"/>
@@ -592,7 +598,7 @@
 </file>
 
 <file path=word/styles.xml><?xml version="1.0" encoding="utf-8"?>
-<w:styles xmlns:mc="http://schemas.openxmlformats.org/markup-compatibility/2006" xmlns:r="http://schemas.openxmlformats.org/officeDocument/2006/relationships" xmlns:w="http://schemas.openxmlformats.org/wordprocessingml/2006/main" xmlns:w14="http://schemas.microsoft.com/office/word/2010/wordml" xmlns:w15="http://schemas.microsoft.com/office/word/2012/wordml" xmlns:w16cex="http://schemas.microsoft.com/office/word/2018/wordml/cex" xmlns:w16cid="http://schemas.microsoft.com/office/word/2016/wordml/cid" xmlns:w16="http://schemas.microsoft.com/office/word/2018/wordml" xmlns:w16sdtdh="http://schemas.microsoft.com/office/word/2020/wordml/sdtdatahash" xmlns:w16se="http://schemas.microsoft.com/office/word/2015/wordml/symex" mc:Ignorable="w14 w15 w16se w16cid w16 w16cex w16sdtdh">
+<w:styles xmlns:mc="http://schemas.openxmlformats.org/markup-compatibility/2006" xmlns:r="http://schemas.openxmlformats.org/officeDocument/2006/relationships" xmlns:w="http://schemas.openxmlformats.org/wordprocessingml/2006/main" xmlns:w14="http://schemas.microsoft.com/office/word/2010/wordml" xmlns:w15="http://schemas.microsoft.com/office/word/2012/wordml" xmlns:w16se="http://schemas.microsoft.com/office/word/2015/wordml/symex" mc:Ignorable="w14 w15 w16se">
   <w:docDefaults>
     <w:rPrDefault>
       <w:rPr>
@@ -608,7 +614,7 @@
       </w:pPr>
     </w:pPrDefault>
   </w:docDefaults>
-  <w:latentStyles w:defLockedState="0" w:defUIPriority="99" w:defSemiHidden="0" w:defUnhideWhenUsed="0" w:defQFormat="0" w:count="376">
+  <w:latentStyles w:defLockedState="0" w:defUIPriority="99" w:defSemiHidden="0" w:defUnhideWhenUsed="0" w:defQFormat="0" w:count="371">
     <w:lsdException w:name="Normal" w:uiPriority="0" w:qFormat="1"/>
     <w:lsdException w:name="heading 1" w:uiPriority="0" w:qFormat="1"/>
     <w:lsdException w:name="heading 2" w:semiHidden="1" w:uiPriority="9" w:unhideWhenUsed="1" w:qFormat="1"/>
@@ -714,6 +720,7 @@
     <w:lsdException w:name="HTML Sample" w:semiHidden="1" w:unhideWhenUsed="1"/>
     <w:lsdException w:name="HTML Typewriter" w:semiHidden="1" w:unhideWhenUsed="1"/>
     <w:lsdException w:name="HTML Variable" w:semiHidden="1" w:unhideWhenUsed="1"/>
+    <w:lsdException w:name="Normal Table" w:semiHidden="1" w:unhideWhenUsed="1"/>
     <w:lsdException w:name="annotation subject" w:semiHidden="1" w:unhideWhenUsed="1"/>
     <w:lsdException w:name="No List" w:semiHidden="1" w:unhideWhenUsed="1"/>
     <w:lsdException w:name="Outline List 1" w:semiHidden="1" w:unhideWhenUsed="1"/>
@@ -756,8 +763,11 @@
     <w:lsdException w:name="Table Contemporary" w:semiHidden="1" w:unhideWhenUsed="1"/>
     <w:lsdException w:name="Table Elegant" w:semiHidden="1" w:unhideWhenUsed="1"/>
     <w:lsdException w:name="Table Professional" w:semiHidden="1" w:unhideWhenUsed="1"/>
+    <w:lsdException w:name="Table Subtle 1" w:semiHidden="1" w:unhideWhenUsed="1"/>
     <w:lsdException w:name="Table Subtle 2" w:semiHidden="1" w:unhideWhenUsed="1"/>
     <w:lsdException w:name="Table Web 1" w:semiHidden="1" w:unhideWhenUsed="1"/>
+    <w:lsdException w:name="Table Web 2" w:semiHidden="1" w:unhideWhenUsed="1"/>
+    <w:lsdException w:name="Table Web 3" w:semiHidden="1" w:unhideWhenUsed="1"/>
     <w:lsdException w:name="Balloon Text" w:semiHidden="1" w:unhideWhenUsed="1"/>
     <w:lsdException w:name="Table Grid" w:uiPriority="39"/>
     <w:lsdException w:name="Table Theme" w:semiHidden="1" w:unhideWhenUsed="1"/>
@@ -976,11 +986,6 @@
     <w:lsdException w:name="List Table 5 Dark Accent 6" w:uiPriority="50"/>
     <w:lsdException w:name="List Table 6 Colorful Accent 6" w:uiPriority="51"/>
     <w:lsdException w:name="List Table 7 Colorful Accent 6" w:uiPriority="52"/>
-    <w:lsdException w:name="Mention" w:semiHidden="1" w:unhideWhenUsed="1"/>
-    <w:lsdException w:name="Smart Hyperlink" w:semiHidden="1" w:unhideWhenUsed="1"/>
-    <w:lsdException w:name="Hashtag" w:semiHidden="1" w:unhideWhenUsed="1"/>
-    <w:lsdException w:name="Unresolved Mention" w:semiHidden="1" w:unhideWhenUsed="1"/>
-    <w:lsdException w:name="Smart Link" w:semiHidden="1" w:unhideWhenUsed="1"/>
   </w:latentStyles>
   <w:style w:type="paragraph" w:default="1" w:styleId="a">
     <w:name w:val="Normal"/>
@@ -1447,7 +1452,7 @@
 </file>
 
 <file path=customXml/itemProps1.xml><?xml version="1.0" encoding="utf-8"?>
-<ds:datastoreItem xmlns:ds="http://schemas.openxmlformats.org/officeDocument/2006/customXml" ds:itemID="{9DB4DDC8-BBCC-47D3-8B6D-2A5981926524}">
+<ds:datastoreItem xmlns:ds="http://schemas.openxmlformats.org/officeDocument/2006/customXml" ds:itemID="{E21DB2B8-23E0-4DDC-8D9C-E552A0C86A50}">
   <ds:schemaRefs>
     <ds:schemaRef ds:uri="http://schemas.openxmlformats.org/officeDocument/2006/bibliography"/>
   </ds:schemaRefs>
